--- a/_dossiers/05_Dropshipping_WallBox/GUIDE_ACTIVATION_STRIPE.docx
+++ b/_dossiers/05_Dropshipping_WallBox/GUIDE_ACTIVATION_STRIPE.docx
@@ -280,6 +280,535 @@
           <w:sz w:val="22"/>
         </w:rPr>
         <w:t>[OK] Certifié PCI-DSS niveau 1, RGPD, 3D Secure</w:t>
+      </w:r>
+    </w:p>
+    <w:p>
+      <w:pPr>
+        <w:pStyle w:val="ListBullet"/>
+        <w:spacing w:after="40" w:line="288" w:lineRule="auto"/>
+      </w:pPr>
+      <w:r>
+        <w:rPr>
+          <w:rFonts w:ascii="Calibri" w:hAnsi="Calibri" w:cs="Calibri"/>
+          <w:b w:val="0"/>
+          <w:i w:val="0"/>
+          <w:color w:val="1A3A00"/>
+          <w:sz w:val="22"/>
+        </w:rPr>
+        <w:t xml:space="preserve">[OK] </w:t>
+      </w:r>
+      <w:r>
+        <w:rPr>
+          <w:rFonts w:ascii="Calibri" w:hAnsi="Calibri" w:cs="Calibri"/>
+          <w:b/>
+          <w:i w:val="0"/>
+          <w:color w:val="0A4800"/>
+          <w:sz w:val="22"/>
+        </w:rPr>
+        <w:t>Paiement en 3× / 4×</w:t>
+      </w:r>
+      <w:r>
+        <w:rPr>
+          <w:rFonts w:ascii="Calibri" w:hAnsi="Calibri" w:cs="Calibri"/>
+          <w:b w:val="0"/>
+          <w:i w:val="0"/>
+          <w:color w:val="1A3A00"/>
+          <w:sz w:val="22"/>
+        </w:rPr>
+        <w:t xml:space="preserve"> via Klarna (activation dashboard, voir plus bas)</w:t>
+      </w:r>
+    </w:p>
+    <w:p>
+      <w:pPr>
+        <w:pBdr>
+          <w:bottom w:val="single" w:sz="8" w:space="1" w:color="33CC00"/>
+        </w:pBdr>
+      </w:pPr>
+    </w:p>
+    <w:p>
+      <w:pPr>
+        <w:spacing w:before="280" w:after="120"/>
+        <w:pBdr>
+          <w:bottom w:val="single" w:sz="12" w:space="1" w:color="33CC00"/>
+        </w:pBdr>
+      </w:pPr>
+      <w:r>
+        <w:rPr>
+          <w:rFonts w:ascii="Calibri" w:hAnsi="Calibri" w:cs="Calibri"/>
+          <w:b/>
+          <w:i w:val="0"/>
+          <w:color w:val="0A4800"/>
+          <w:sz w:val="28"/>
+        </w:rPr>
+        <w:t>⭐ Activer le paiement en 3× / 4× (Klarna)</w:t>
+      </w:r>
+    </w:p>
+    <w:p>
+      <w:pPr>
+        <w:spacing w:after="120" w:line="312" w:lineRule="auto"/>
+      </w:pPr>
+      <w:r>
+        <w:rPr>
+          <w:rFonts w:ascii="Calibri" w:hAnsi="Calibri" w:cs="Calibri"/>
+          <w:b w:val="0"/>
+          <w:i w:val="0"/>
+          <w:color w:val="1A3A00"/>
+          <w:sz w:val="22"/>
+        </w:rPr>
+        <w:t>Le paiement fractionné (3× ou 4× sans frais pour le client) se fait via</w:t>
+        <w:br/>
+      </w:r>
+      <w:r>
+        <w:rPr>
+          <w:rFonts w:ascii="Calibri" w:hAnsi="Calibri" w:cs="Calibri"/>
+          <w:b/>
+          <w:i w:val="0"/>
+          <w:color w:val="0A4800"/>
+          <w:sz w:val="22"/>
+        </w:rPr>
+        <w:t>Klarna</w:t>
+      </w:r>
+      <w:r>
+        <w:rPr>
+          <w:rFonts w:ascii="Calibri" w:hAnsi="Calibri" w:cs="Calibri"/>
+          <w:b w:val="0"/>
+          <w:i w:val="0"/>
+          <w:color w:val="1A3A00"/>
+          <w:sz w:val="22"/>
+        </w:rPr>
+        <w:t>, intégré nativement à Stripe. Aucune ligne de code : c'est un</w:t>
+        <w:br/>
+        <w:t>réglage dans votre dashboard.</w:t>
+      </w:r>
+    </w:p>
+    <w:p>
+      <w:pPr>
+        <w:spacing w:before="200" w:after="80"/>
+      </w:pPr>
+      <w:r>
+        <w:rPr>
+          <w:rFonts w:ascii="Calibri" w:hAnsi="Calibri" w:cs="Calibri"/>
+          <w:b/>
+          <w:i w:val="0"/>
+          <w:color w:val="0A4800"/>
+          <w:sz w:val="24"/>
+        </w:rPr>
+        <w:t>Étapes</w:t>
+      </w:r>
+    </w:p>
+    <w:p>
+      <w:pPr>
+        <w:pStyle w:val="ListNumber"/>
+        <w:spacing w:after="40" w:line="288" w:lineRule="auto"/>
+      </w:pPr>
+      <w:r>
+        <w:rPr>
+          <w:rFonts w:ascii="Calibri" w:hAnsi="Calibri" w:cs="Calibri"/>
+          <w:b w:val="0"/>
+          <w:i w:val="0"/>
+          <w:color w:val="1A3A00"/>
+          <w:sz w:val="22"/>
+        </w:rPr>
+        <w:t xml:space="preserve">Dashboard Stripe -&gt; </w:t>
+      </w:r>
+      <w:r>
+        <w:rPr>
+          <w:rFonts w:ascii="Calibri" w:hAnsi="Calibri" w:cs="Calibri"/>
+          <w:b/>
+          <w:i w:val="0"/>
+          <w:color w:val="0A4800"/>
+          <w:sz w:val="22"/>
+        </w:rPr>
+        <w:t>Réglages</w:t>
+      </w:r>
+      <w:r>
+        <w:rPr>
+          <w:rFonts w:ascii="Calibri" w:hAnsi="Calibri" w:cs="Calibri"/>
+          <w:b w:val="0"/>
+          <w:i w:val="0"/>
+          <w:color w:val="1A3A00"/>
+          <w:sz w:val="22"/>
+        </w:rPr>
+        <w:t xml:space="preserve"> -&gt; </w:t>
+      </w:r>
+      <w:r>
+        <w:rPr>
+          <w:rFonts w:ascii="Calibri" w:hAnsi="Calibri" w:cs="Calibri"/>
+          <w:b/>
+          <w:i w:val="0"/>
+          <w:color w:val="0A4800"/>
+          <w:sz w:val="22"/>
+        </w:rPr>
+        <w:t>Moyens de paiement</w:t>
+      </w:r>
+      <w:r>
+        <w:rPr>
+          <w:rFonts w:ascii="Calibri" w:hAnsi="Calibri" w:cs="Calibri"/>
+          <w:b w:val="0"/>
+          <w:i w:val="0"/>
+          <w:color w:val="1A3A00"/>
+          <w:sz w:val="22"/>
+        </w:rPr>
+        <w:br/>
+        <w:t xml:space="preserve">   (https://dashboard.stripe.com/settings/payment_methods)</w:t>
+      </w:r>
+    </w:p>
+    <w:p>
+      <w:pPr>
+        <w:pStyle w:val="ListNumber"/>
+        <w:spacing w:after="40" w:line="288" w:lineRule="auto"/>
+      </w:pPr>
+      <w:r>
+        <w:rPr>
+          <w:rFonts w:ascii="Calibri" w:hAnsi="Calibri" w:cs="Calibri"/>
+          <w:b w:val="0"/>
+          <w:i w:val="0"/>
+          <w:color w:val="1A3A00"/>
+          <w:sz w:val="22"/>
+        </w:rPr>
+        <w:t xml:space="preserve">Chercher </w:t>
+      </w:r>
+      <w:r>
+        <w:rPr>
+          <w:rFonts w:ascii="Calibri" w:hAnsi="Calibri" w:cs="Calibri"/>
+          <w:b/>
+          <w:i w:val="0"/>
+          <w:color w:val="0A4800"/>
+          <w:sz w:val="22"/>
+        </w:rPr>
+        <w:t>Klarna</w:t>
+      </w:r>
+      <w:r>
+        <w:rPr>
+          <w:rFonts w:ascii="Calibri" w:hAnsi="Calibri" w:cs="Calibri"/>
+          <w:b w:val="0"/>
+          <w:i w:val="0"/>
+          <w:color w:val="1A3A00"/>
+          <w:sz w:val="22"/>
+        </w:rPr>
+        <w:t xml:space="preserve"> dans la liste</w:t>
+      </w:r>
+    </w:p>
+    <w:p>
+      <w:pPr>
+        <w:pStyle w:val="ListNumber"/>
+        <w:spacing w:after="40" w:line="288" w:lineRule="auto"/>
+      </w:pPr>
+      <w:r>
+        <w:rPr>
+          <w:rFonts w:ascii="Calibri" w:hAnsi="Calibri" w:cs="Calibri"/>
+          <w:b w:val="0"/>
+          <w:i w:val="0"/>
+          <w:color w:val="1A3A00"/>
+          <w:sz w:val="22"/>
+        </w:rPr>
+        <w:t xml:space="preserve">Cliquer </w:t>
+      </w:r>
+      <w:r>
+        <w:rPr>
+          <w:rFonts w:ascii="Calibri" w:hAnsi="Calibri" w:cs="Calibri"/>
+          <w:b/>
+          <w:i w:val="0"/>
+          <w:color w:val="0A4800"/>
+          <w:sz w:val="22"/>
+        </w:rPr>
+        <w:t>Activer</w:t>
+      </w:r>
+      <w:r>
+        <w:rPr>
+          <w:rFonts w:ascii="Calibri" w:hAnsi="Calibri" w:cs="Calibri"/>
+          <w:b w:val="0"/>
+          <w:i w:val="0"/>
+          <w:color w:val="1A3A00"/>
+          <w:sz w:val="22"/>
+        </w:rPr>
+        <w:t xml:space="preserve"> (Klarna gère le "Payer en 3 fois" en France)</w:t>
+      </w:r>
+    </w:p>
+    <w:p>
+      <w:pPr>
+        <w:pStyle w:val="ListNumber"/>
+        <w:spacing w:after="40" w:line="288" w:lineRule="auto"/>
+      </w:pPr>
+      <w:r>
+        <w:rPr>
+          <w:rFonts w:ascii="Calibri" w:hAnsi="Calibri" w:cs="Calibri"/>
+          <w:b w:val="0"/>
+          <w:i w:val="0"/>
+          <w:color w:val="1A3A00"/>
+          <w:sz w:val="22"/>
+        </w:rPr>
+        <w:t xml:space="preserve">C'est tout : sur </w:t>
+      </w:r>
+      <w:r>
+        <w:rPr>
+          <w:rFonts w:ascii="Calibri" w:hAnsi="Calibri" w:cs="Calibri"/>
+          <w:b/>
+          <w:i w:val="0"/>
+          <w:color w:val="0A4800"/>
+          <w:sz w:val="22"/>
+        </w:rPr>
+        <w:t>chaque Payment Link</w:t>
+      </w:r>
+      <w:r>
+        <w:rPr>
+          <w:rFonts w:ascii="Calibri" w:hAnsi="Calibri" w:cs="Calibri"/>
+          <w:b w:val="0"/>
+          <w:i w:val="0"/>
+          <w:color w:val="1A3A00"/>
+          <w:sz w:val="22"/>
+        </w:rPr>
+        <w:t>, le client verra automatiquement</w:t>
+        <w:br/>
+        <w:t xml:space="preserve">   l'option « Payer en plusieurs fois avec Klarna » à côté de la carte bancaire.</w:t>
+      </w:r>
+    </w:p>
+    <w:p>
+      <w:pPr>
+        <w:spacing w:before="200" w:after="80"/>
+      </w:pPr>
+      <w:r>
+        <w:rPr>
+          <w:rFonts w:ascii="Calibri" w:hAnsi="Calibri" w:cs="Calibri"/>
+          <w:b/>
+          <w:i w:val="0"/>
+          <w:color w:val="0A4800"/>
+          <w:sz w:val="24"/>
+        </w:rPr>
+        <w:t>Comment ça marche pour vous</w:t>
+      </w:r>
+    </w:p>
+    <w:p>
+      <w:pPr>
+        <w:pStyle w:val="ListBullet"/>
+        <w:spacing w:after="40" w:line="288" w:lineRule="auto"/>
+      </w:pPr>
+      <w:r>
+        <w:rPr>
+          <w:rFonts w:ascii="Calibri" w:hAnsi="Calibri" w:cs="Calibri"/>
+          <w:b w:val="0"/>
+          <w:i w:val="0"/>
+          <w:color w:val="1A3A00"/>
+          <w:sz w:val="22"/>
+        </w:rPr>
+        <w:t>Le client choisit 3× ou 4× au moment de payer</w:t>
+      </w:r>
+    </w:p>
+    <w:p>
+      <w:pPr>
+        <w:pStyle w:val="ListBullet"/>
+        <w:spacing w:after="40" w:line="288" w:lineRule="auto"/>
+      </w:pPr>
+      <w:r>
+        <w:rPr>
+          <w:rFonts w:ascii="Calibri" w:hAnsi="Calibri" w:cs="Calibri"/>
+          <w:b/>
+          <w:i w:val="0"/>
+          <w:color w:val="0A4800"/>
+          <w:sz w:val="22"/>
+        </w:rPr>
+        <w:t>Klarna vous verse la totalité immédiatement</w:t>
+      </w:r>
+      <w:r>
+        <w:rPr>
+          <w:rFonts w:ascii="Calibri" w:hAnsi="Calibri" w:cs="Calibri"/>
+          <w:b w:val="0"/>
+          <w:i w:val="0"/>
+          <w:color w:val="1A3A00"/>
+          <w:sz w:val="22"/>
+        </w:rPr>
+        <w:t xml:space="preserve"> (comme un paiement CB)</w:t>
+      </w:r>
+    </w:p>
+    <w:p>
+      <w:pPr>
+        <w:pStyle w:val="ListBullet"/>
+        <w:spacing w:after="40" w:line="288" w:lineRule="auto"/>
+      </w:pPr>
+      <w:r>
+        <w:rPr>
+          <w:rFonts w:ascii="Calibri" w:hAnsi="Calibri" w:cs="Calibri"/>
+          <w:b w:val="0"/>
+          <w:i w:val="0"/>
+          <w:color w:val="1A3A00"/>
+          <w:sz w:val="22"/>
+        </w:rPr>
+        <w:t xml:space="preserve">Klarna se rembourse ensuite auprès du client — </w:t>
+      </w:r>
+      <w:r>
+        <w:rPr>
+          <w:rFonts w:ascii="Calibri" w:hAnsi="Calibri" w:cs="Calibri"/>
+          <w:b/>
+          <w:i w:val="0"/>
+          <w:color w:val="0A4800"/>
+          <w:sz w:val="22"/>
+        </w:rPr>
+        <w:t>aucun risque d'impayé</w:t>
+      </w:r>
+    </w:p>
+    <w:p>
+      <w:pPr>
+        <w:pStyle w:val="ListBullet"/>
+        <w:spacing w:after="40" w:line="288" w:lineRule="auto"/>
+      </w:pPr>
+      <w:r>
+        <w:rPr>
+          <w:rFonts w:ascii="Calibri" w:hAnsi="Calibri" w:cs="Calibri"/>
+          <w:b w:val="0"/>
+          <w:i w:val="0"/>
+          <w:color w:val="1A3A00"/>
+          <w:sz w:val="22"/>
+        </w:rPr>
+        <w:t>Frais marchand Klarna : ~2 à 3 % (légèrement plus que la CB simple)</w:t>
+      </w:r>
+    </w:p>
+    <w:p>
+      <w:pPr>
+        <w:spacing w:before="200" w:after="80"/>
+      </w:pPr>
+      <w:r>
+        <w:rPr>
+          <w:rFonts w:ascii="Calibri" w:hAnsi="Calibri" w:cs="Calibri"/>
+          <w:b/>
+          <w:i w:val="0"/>
+          <w:color w:val="0A4800"/>
+          <w:sz w:val="24"/>
+        </w:rPr>
+        <w:t>Montants éligibles</w:t>
+      </w:r>
+    </w:p>
+    <w:p>
+      <w:pPr>
+        <w:pStyle w:val="ListBullet"/>
+        <w:spacing w:after="40" w:line="288" w:lineRule="auto"/>
+      </w:pPr>
+      <w:r>
+        <w:rPr>
+          <w:rFonts w:ascii="Calibri" w:hAnsi="Calibri" w:cs="Calibri"/>
+          <w:b w:val="0"/>
+          <w:i w:val="0"/>
+          <w:color w:val="1A3A00"/>
+          <w:sz w:val="22"/>
+        </w:rPr>
+        <w:t xml:space="preserve">Klarna « Pay in 3 » France : commandes de </w:t>
+      </w:r>
+      <w:r>
+        <w:rPr>
+          <w:rFonts w:ascii="Calibri" w:hAnsi="Calibri" w:cs="Calibri"/>
+          <w:b/>
+          <w:i w:val="0"/>
+          <w:color w:val="0A4800"/>
+          <w:sz w:val="22"/>
+        </w:rPr>
+        <w:t>35 € à 1 000 €</w:t>
+      </w:r>
+      <w:r>
+        <w:rPr>
+          <w:rFonts w:ascii="Calibri" w:hAnsi="Calibri" w:cs="Calibri"/>
+          <w:b w:val="0"/>
+          <w:i w:val="0"/>
+          <w:color w:val="1A3A00"/>
+          <w:sz w:val="22"/>
+        </w:rPr>
+        <w:t xml:space="preserve"> environ</w:t>
+      </w:r>
+    </w:p>
+    <w:p>
+      <w:pPr>
+        <w:pStyle w:val="ListBullet"/>
+        <w:spacing w:after="40" w:line="288" w:lineRule="auto"/>
+      </w:pPr>
+      <w:r>
+        <w:rPr>
+          <w:rFonts w:ascii="Calibri" w:hAnsi="Calibri" w:cs="Calibri"/>
+          <w:b w:val="0"/>
+          <w:i w:val="0"/>
+          <w:color w:val="1A3A00"/>
+          <w:sz w:val="22"/>
+        </w:rPr>
+        <w:t>Au-delà, Klarna propose du paiement en 3× classique ou finance jusqu'à</w:t>
+        <w:br/>
+        <w:t xml:space="preserve">  plusieurs milliers d'euros selon le profil client</w:t>
+      </w:r>
+    </w:p>
+    <w:p>
+      <w:pPr>
+        <w:spacing w:before="120" w:after="120" w:line="312" w:lineRule="auto"/>
+        <w:ind w:left="283"/>
+        <w:pBdr>
+          <w:left w:val="single" w:sz="24" w:space="8" w:color="2B4DB5"/>
+        </w:pBdr>
+        <w:shd w:val="clear" w:fill="F0F3FB"/>
+      </w:pPr>
+      <w:r>
+        <w:rPr>
+          <w:rFonts w:ascii="Calibri" w:hAnsi="Calibri" w:cs="Calibri"/>
+          <w:b w:val="0"/>
+          <w:i/>
+          <w:color w:val="1A3A00"/>
+          <w:sz w:val="20"/>
+        </w:rPr>
+        <w:t>Note : pour les grosses bornes (&gt; 1 000 €), le client peut aussi utiliser</w:t>
+        <w:br/>
+        <w:t>sa CB en une fois, ou vous pouvez lui proposer un financement séparé</w:t>
+        <w:br/>
+        <w:t>(crédit-bail / ADVENIR pour les pros).</w:t>
+      </w:r>
+    </w:p>
+    <w:p>
+      <w:pPr>
+        <w:spacing w:before="200" w:after="80"/>
+      </w:pPr>
+      <w:r>
+        <w:rPr>
+          <w:rFonts w:ascii="Calibri" w:hAnsi="Calibri" w:cs="Calibri"/>
+          <w:b/>
+          <w:i w:val="0"/>
+          <w:color w:val="0A4800"/>
+          <w:sz w:val="24"/>
+        </w:rPr>
+        <w:t>Alternative : Cofidis Pay 3xCB / 4xCB</w:t>
+      </w:r>
+    </w:p>
+    <w:p>
+      <w:pPr>
+        <w:spacing w:after="120" w:line="312" w:lineRule="auto"/>
+      </w:pPr>
+      <w:r>
+        <w:rPr>
+          <w:rFonts w:ascii="Calibri" w:hAnsi="Calibri" w:cs="Calibri"/>
+          <w:b w:val="0"/>
+          <w:i w:val="0"/>
+          <w:color w:val="1A3A00"/>
+          <w:sz w:val="22"/>
+        </w:rPr>
+        <w:t>Si vous préférez un partenaire français dédié au fractionné (plafonds plus</w:t>
+        <w:br/>
+        <w:t xml:space="preserve">élevés, jusqu'à 6 000 €), </w:t>
+      </w:r>
+      <w:r>
+        <w:rPr>
+          <w:rFonts w:ascii="Calibri" w:hAnsi="Calibri" w:cs="Calibri"/>
+          <w:b/>
+          <w:i w:val="0"/>
+          <w:color w:val="0A4800"/>
+          <w:sz w:val="22"/>
+        </w:rPr>
+        <w:t>Cofidis Pay</w:t>
+      </w:r>
+      <w:r>
+        <w:rPr>
+          <w:rFonts w:ascii="Calibri" w:hAnsi="Calibri" w:cs="Calibri"/>
+          <w:b w:val="0"/>
+          <w:i w:val="0"/>
+          <w:color w:val="1A3A00"/>
+          <w:sz w:val="22"/>
+        </w:rPr>
+        <w:t xml:space="preserve"> s'intègre aussi. Il nécessite un</w:t>
+        <w:br/>
+        <w:t>contrat séparé (cofidis-retail.com). Le bouton « Payer en 3×/4× » de la</w:t>
+        <w:br/>
+        <w:t>boutique pointe alors vers Cofidis au lieu de Klarna.</w:t>
       </w:r>
     </w:p>
     <w:p>
